--- a/krimis/gardinen-08-kalkar/Mit-Gardinen-ins-Jenseits-Fall-8-Kalkar.docx
+++ b/krimis/gardinen-08-kalkar/Mit-Gardinen-ins-Jenseits-Fall-8-Kalkar.docx
@@ -11135,7 +11135,7 @@
           <w:b w:val="0"/>
           <w:i/>
         </w:rPr>
-        <w:t>„Guten Tag“, sagte eine Frauenstimme. Alt, leise, mit einem nordhessischen Klang, der jedes S weich machte. „Mein Name ist Gertrud Vaupel. Ich bin dreiundneunzig. Ich bin in Berich geboren. Das ist ein Dorf. Also, das war ein Dorf. Es liegt seit neunzehnhundertvierzehn auf dem Grund vom Edersee. Wenn der See im Sommer leer ist, kommt es raus. Die Mauern. Die Brücke. Die Treppe zur Kirche.“ Eine Pause. „Letzten Sommer war der See so leer wie nie. Und auf der Treppe zur Kirche lag ein Koffer. Ein neuer. Mit einem Namen drin. Den Namen kenne ich. Er gehört meinem Bruder. Und mein Bruder ist neunzehnhundertneunundfünfzig im See ertrunken.“</w:t>
+        <w:t>„Guten Tag“, sagte eine Frauenstimme. Alt, leise, mit einem nordhessischen Klang, der jedes S weich machte. „Mein Name ist Gertrud Vaupel. Ich bin dreiundneunzig. Meine Eltern sind in Berich geboren. Das ist ein Dorf. Also, das war ein Dorf. Es liegt seit neunzehnhundertvierzehn auf dem Grund vom Edersee. Wenn der See im Sommer leer ist, kommt es raus. Die Mauern. Die Brücke. Die Treppe zur Kirche.“ Eine Pause. „Letzten Sommer war der See so leer wie nie. Und auf der Treppe zur Kirche lag ein Koffer. Ein neuer. Mit einem Namen drin. Den Namen kenne ich. Er gehört meinem Bruder. Und mein Bruder ist neunzehnhundertneunundfünfzig im See ertrunken.“</w:t>
       </w:r>
     </w:p>
     <w:p>
